--- a/companies/calderwood-partners/People/2008.03.08 - Onboarding - Michael Walker.docx
+++ b/companies/calderwood-partners/People/2008.03.08 - Onboarding - Michael Walker.docx
@@ -3,28 +3,31 @@
 <w:document xmlns:wpc="http://schemas.microsoft.com/office/word/2010/wordprocessingCanvas" xmlns:mo="http://schemas.microsoft.com/office/mac/office/2008/main" xmlns:mc="http://schemas.openxmlformats.org/markup-compatibility/2006" xmlns:mv="urn:schemas-microsoft-com:mac:vml" xmlns:o="urn:schemas-microsoft-com:office:office" xmlns:r="http://schemas.openxmlformats.org/officeDocument/2006/relationships" xmlns:m="http://schemas.openxmlformats.org/officeDocument/2006/math" xmlns:v="urn:schemas-microsoft-com:vml" xmlns:wp14="http://schemas.microsoft.com/office/word/2010/wordprocessingDrawing" xmlns:wp="http://schemas.openxmlformats.org/drawingml/2006/wordprocessingDrawing" xmlns:w10="urn:schemas-microsoft-com:office:word" xmlns:w="http://schemas.openxmlformats.org/wordprocessingml/2006/main" xmlns:w14="http://schemas.microsoft.com/office/word/2010/wordml" xmlns:wpg="http://schemas.microsoft.com/office/word/2010/wordprocessingGroup" xmlns:wpi="http://schemas.microsoft.com/office/word/2010/wordprocessingInk" xmlns:wne="http://schemas.microsoft.com/office/word/2006/wordml" xmlns:wps="http://schemas.microsoft.com/office/word/2010/wordprocessingShape" mc:Ignorable="w14 wp14">
   <w:body>
     <w:p>
+      <w:pPr>
+        <w:pStyle w:val="Heading1"/>
+      </w:pPr>
       <w:r>
-        <w:t>Michael Walker joins us this week as an Engagement Manager in the Advisory practice. He will run the mechanics of the engagements he is given: the scheduling, the flow of data requests, and the client updates that keep a program from drifting between formal deliverables. He handles an update well even when the news is mixed, which is much of what this seat calls for, and he is quick to put a scheduling or data question in a short note rather than letting it sit until the next meeting.</w:t>
+        <w:t>On Joining the Firm: Michael Walker</w:t>
       </w:r>
     </w:p>
     <w:p>
       <w:r>
-        <w:t>Michael's manager is Jason Torres, Principal, and he will take over the day-to-day on at least one of Jason's current programs before long. On the engagements the two of them share, Jason sets direction and Michael keeps it moving; where the line between the two is unclear, it is Jason's to draw. The point of the arrangement is to free Jason to spend his time on the harder calls, so Michael should take as much of the running of the engagement onto himself as he comfortably can.</w:t>
+        <w:t>Michael Walker, it is good to have you at Calderwood Partners, and this short record marks the start of it. You are joining the Advisory practice as an Engagement Manager, which places you at the hinge of every engagement you run, between the analysts building an answer and the client who will have to live with it, and it is a role the firm takes seriously because most of what goes wrong on an engagement goes wrong precisely at that seam.</w:t>
       </w:r>
     </w:p>
     <w:p>
       <w:r>
-        <w:t>For the first weeks the usual applies. He should read into the firm's recent files, meet the teams he will be coordinating, and let Operations get his systems and expenses set up in his first days. He does not need to wait until he is dedicated to a single program before making himself useful on the ones already running, and sitting in on a working session or two early on will tell him more about how we operate than any amount of reading.</w:t>
+        <w:t>Day to day you will own a workstream from end to end: keeping a client team moving without turning a late data request into a confrontation, writing the tight status notes that tell an executive where things actually stand, and holding the running correspondence that keeps an engagement from drifting between one week's session and the next. You will report to Jason Torres, Principal, who oversees the engagement managers and will set the assignments you carry.</w:t>
       </w:r>
     </w:p>
     <w:p>
       <w:r>
-        <w:t>If something in the early going does not sit right, he should raise it early rather than manage around it quietly; that is the habit we want from a manager here, and a concern voiced in the first weeks is far easier to act on. Anything he cannot settle with Jason he can bring to me.</w:t>
+        <w:t>In your first weeks I would ask you to spend them learning our clients' rhythms before imposing your own, since an engagement manager's authority here is earned by being reliably useful and is not conferred by the title, and the managers who last are the ones a client comes to trust with an awkward message. Your access and workspace will be in place on your first day, you will be brought onto a live engagement quickly, and you should lean on the people around you early, because a question asked twice costs the firm almost nothing while a wrong assumption discovered once it has reached the client costs it a great deal.</w:t>
       </w:r>
     </w:p>
     <w:p>
       <w:r>
-        <w:t>Julie Ramsey, Managing Principal</w:t>
+        <w:t>Your first step is straightforward, which is to meet with Jason Torres this week to take up your first engagement and to agree how he wants status carried up to him; whatever else you need in these early weeks, my door is open to you. Welcome aboard, and I am glad you said yes. Julie Ramsey.</w:t>
       </w:r>
     </w:p>
     <w:sectPr>
